--- a/tests/fixtures/anschreiben.docx
+++ b/tests/fixtures/anschreiben.docx
@@ -29,6 +29,7 @@
         <w:t>Mit freundlichen Grüßen</w:t>
       </w:r>
     </w:p>
+    <w:p/>
   </w:body>
 </w:document>
 </file>